--- a/Desafio 2 - Projeto - 11062025/Versões Relatório/Índice.docx
+++ b/Desafio 2 - Projeto - 11062025/Versões Relatório/Índice.docx
@@ -2,7 +2,26 @@
 <file path=word/document.xml><?xml version="1.0" encoding="utf-8"?>
 <w:document xmlns:wpc="http://schemas.microsoft.com/office/word/2010/wordprocessingCanvas" xmlns:cx="http://schemas.microsoft.com/office/drawing/2014/chartex" xmlns:cx1="http://schemas.microsoft.com/office/drawing/2015/9/8/chartex" xmlns:cx2="http://schemas.microsoft.com/office/drawing/2015/10/21/chartex" xmlns:cx3="http://schemas.microsoft.com/office/drawing/2016/5/9/chartex" xmlns:cx4="http://schemas.microsoft.com/office/drawing/2016/5/10/chartex" xmlns:cx5="http://schemas.microsoft.com/office/drawing/2016/5/11/chartex" xmlns:cx6="http://schemas.microsoft.com/office/drawing/2016/5/12/chartex" xmlns:cx7="http://schemas.microsoft.com/office/drawing/2016/5/13/chartex" xmlns:cx8="http://schemas.microsoft.com/office/drawing/2016/5/14/chartex" xmlns:mc="http://schemas.openxmlformats.org/markup-compatibility/2006" xmlns:aink="http://schemas.microsoft.com/office/drawing/2016/ink" xmlns:am3d="http://schemas.microsoft.com/office/drawing/2017/model3d" xmlns:o="urn:schemas-microsoft-com:office:office" xmlns:r="http://schemas.openxmlformats.org/officeDocument/2006/relationships" xmlns:m="http://schemas.openxmlformats.org/officeDocument/2006/math" xmlns:v="urn:schemas-microsoft-com:vml" xmlns:wp14="http://schemas.microsoft.com/office/word/2010/wordprocessingDrawing" xmlns:wp="http://schemas.openxmlformats.org/drawingml/2006/wordprocessingDrawing" xmlns:w10="urn:schemas-microsoft-com:office:word" xmlns:w="http://schemas.openxmlformats.org/wordprocessingml/2006/main" xmlns:w14="http://schemas.microsoft.com/office/word/2010/wordml" xmlns:w15="http://schemas.microsoft.com/office/word/2012/wordml" xmlns:w16cex="http://schemas.microsoft.com/office/word/2018/wordml/cex" xmlns:w16cid="http://schemas.microsoft.com/office/word/2016/wordml/cid" xmlns:w16="http://schemas.microsoft.com/office/word/2018/wordml" xmlns:w16sdtdh="http://schemas.microsoft.com/office/word/2020/wordml/sdtdatahash" xmlns:w16se="http://schemas.microsoft.com/office/word/2015/wordml/symex" xmlns:wpg="http://schemas.microsoft.com/office/word/2010/wordprocessingGroup" xmlns:wpi="http://schemas.microsoft.com/office/word/2010/wordprocessingInk" xmlns:wne="http://schemas.microsoft.com/office/word/2006/wordml" xmlns:wps="http://schemas.microsoft.com/office/word/2010/wordprocessingShape" mc:Ignorable="w14 w15 w16se w16cid w16 w16cex w16sdtdh wp14">
   <w:body>
+    <w:p>
+      <w:pPr>
+        <w:jc w:val="center"/>
+        <w:rPr>
+          <w:color w:val="156082"/>
+          <w:sz w:val="36"/>
+          <w:szCs w:val="36"/>
+        </w:rPr>
+      </w:pPr>
+      <w:r>
+        <w:rPr>
+          <w:color w:val="156082"/>
+          <w:sz w:val="36"/>
+          <w:szCs w:val="36"/>
+        </w:rPr>
+        <w:t>ÍNDICE</w:t>
+      </w:r>
+    </w:p>
     <w:p/>
+    <w:p/>
     <w:p>
       <w:pPr>
         <w:tabs>
@@ -91,452 +110,446 @@
         <w:ind w:left="432"/>
       </w:pPr>
       <w:r>
+        <w:t>4.1 Critérios de Aceitação</w:t>
+      </w:r>
+      <w:r>
+        <w:tab/>
+        <w:t>2</w:t>
+      </w:r>
+    </w:p>
+    <w:p>
+      <w:pPr>
+        <w:tabs>
+          <w:tab w:val="right" w:pos="9360"/>
+        </w:tabs>
+        <w:ind w:left="432"/>
+      </w:pPr>
+      <w:r>
+        <w:t>4.2 Objetivos do Negócio</w:t>
+      </w:r>
+      <w:r>
+        <w:tab/>
+        <w:t>2</w:t>
+      </w:r>
+    </w:p>
+    <w:p>
+      <w:pPr>
+        <w:tabs>
+          <w:tab w:val="right" w:pos="9360"/>
+        </w:tabs>
+      </w:pPr>
+      <w:r>
+        <w:t xml:space="preserve">5. </w:t>
+      </w:r>
+      <w:r>
+        <w:rPr>
+          <w:b/>
+        </w:rPr>
+        <w:t>Diagrama</w:t>
+      </w:r>
+      <w:r>
+        <w:tab/>
+        <w:t>3</w:t>
+      </w:r>
+    </w:p>
+    <w:p>
+      <w:pPr>
+        <w:tabs>
+          <w:tab w:val="right" w:pos="9360"/>
+        </w:tabs>
+      </w:pPr>
+      <w:r>
+        <w:t xml:space="preserve">6. </w:t>
+      </w:r>
+      <w:r>
+        <w:rPr>
+          <w:b/>
+        </w:rPr>
+        <w:t>Arquitetura da Solução</w:t>
+      </w:r>
+      <w:r>
+        <w:tab/>
+        <w:t>3</w:t>
+      </w:r>
+    </w:p>
+    <w:p>
+      <w:pPr>
+        <w:tabs>
+          <w:tab w:val="right" w:pos="9360"/>
+        </w:tabs>
+      </w:pPr>
+      <w:r>
+        <w:t xml:space="preserve">7. </w:t>
+      </w:r>
+      <w:r>
+        <w:rPr>
+          <w:b/>
+        </w:rPr>
+        <w:t>Proposta Preliminar de Desenvolvimento do Projeto</w:t>
+      </w:r>
+      <w:r>
+        <w:tab/>
         <w:t>4</w:t>
       </w:r>
+    </w:p>
+    <w:p>
+      <w:pPr>
+        <w:tabs>
+          <w:tab w:val="right" w:pos="9360"/>
+        </w:tabs>
+        <w:ind w:left="432"/>
+      </w:pPr>
+      <w:r>
+        <w:t>7.1 Arquitetura do Sistema</w:t>
+      </w:r>
+      <w:r>
+        <w:tab/>
+        <w:t>4</w:t>
+      </w:r>
+    </w:p>
+    <w:p>
+      <w:pPr>
+        <w:tabs>
+          <w:tab w:val="right" w:pos="9360"/>
+        </w:tabs>
+        <w:ind w:left="432"/>
+      </w:pPr>
+      <w:r>
+        <w:t>7.2 Componentes de Suporte</w:t>
+      </w:r>
+      <w:r>
+        <w:tab/>
+        <w:t>4</w:t>
+      </w:r>
+    </w:p>
+    <w:p>
+      <w:pPr>
+        <w:tabs>
+          <w:tab w:val="right" w:pos="9360"/>
+        </w:tabs>
+        <w:ind w:left="432"/>
+      </w:pPr>
+      <w:r>
+        <w:t>7.3 Tecnologias Principais</w:t>
+      </w:r>
+      <w:r>
+        <w:tab/>
+        <w:t>5</w:t>
+      </w:r>
+    </w:p>
+    <w:p>
+      <w:pPr>
+        <w:tabs>
+          <w:tab w:val="right" w:pos="9360"/>
+        </w:tabs>
+        <w:ind w:left="432"/>
+      </w:pPr>
+      <w:r>
+        <w:t>7.4 Metodologia de Desenvolvimento</w:t>
+      </w:r>
+      <w:r>
+        <w:tab/>
+        <w:t>5</w:t>
+      </w:r>
+    </w:p>
+    <w:p>
+      <w:pPr>
+        <w:tabs>
+          <w:tab w:val="right" w:pos="9360"/>
+        </w:tabs>
+        <w:ind w:left="432"/>
+      </w:pPr>
+      <w:r>
+        <w:t>7.5 Métricas de Sucesso</w:t>
+      </w:r>
+      <w:r>
+        <w:tab/>
+        <w:t>6</w:t>
+      </w:r>
+    </w:p>
+    <w:p>
+      <w:pPr>
+        <w:tabs>
+          <w:tab w:val="right" w:pos="9360"/>
+        </w:tabs>
+        <w:ind w:left="432"/>
+      </w:pPr>
+      <w:r>
+        <w:t>7.6 Desafios Identificados e Soluções</w:t>
+      </w:r>
+      <w:r>
+        <w:tab/>
+        <w:t>7</w:t>
+      </w:r>
+    </w:p>
+    <w:p>
+      <w:pPr>
+        <w:tabs>
+          <w:tab w:val="right" w:pos="9360"/>
+        </w:tabs>
+      </w:pPr>
+      <w:r>
+        <w:t xml:space="preserve">8. </w:t>
+      </w:r>
+      <w:r>
+        <w:rPr>
+          <w:b/>
+        </w:rPr>
+        <w:t>Cronograma</w:t>
+      </w:r>
+      <w:r>
+        <w:tab/>
+        <w:t>7</w:t>
+      </w:r>
+    </w:p>
+    <w:p>
+      <w:pPr>
+        <w:tabs>
+          <w:tab w:val="right" w:pos="9360"/>
+        </w:tabs>
+      </w:pPr>
+      <w:r>
+        <w:t xml:space="preserve">9. </w:t>
+      </w:r>
+      <w:r>
+        <w:rPr>
+          <w:b/>
+        </w:rPr>
+        <w:t>Linha do Tempo</w:t>
+      </w:r>
+      <w:r>
+        <w:tab/>
+        <w:t>8</w:t>
+      </w:r>
+    </w:p>
+    <w:p>
+      <w:pPr>
+        <w:tabs>
+          <w:tab w:val="right" w:pos="9360"/>
+        </w:tabs>
+      </w:pPr>
+      <w:r>
+        <w:t xml:space="preserve">10. </w:t>
+      </w:r>
+      <w:r>
+        <w:rPr>
+          <w:b/>
+        </w:rPr>
+        <w:t>Requisitos de Dados</w:t>
+      </w:r>
+      <w:r>
+        <w:tab/>
+        <w:t>8</w:t>
+      </w:r>
+    </w:p>
+    <w:p>
+      <w:pPr>
+        <w:tabs>
+          <w:tab w:val="right" w:pos="9360"/>
+        </w:tabs>
+        <w:ind w:left="432"/>
+      </w:pPr>
+      <w:r>
+        <w:t xml:space="preserve">10.1 - </w:t>
+      </w:r>
+      <w:r>
+        <w:t>RD001: Análise Detalhada de Tipos de Documentos Fiscais Brasileiros</w:t>
+      </w:r>
+      <w:r>
+        <w:tab/>
+        <w:t>8</w:t>
+      </w:r>
+    </w:p>
+    <w:p>
+      <w:pPr>
+        <w:tabs>
+          <w:tab w:val="right" w:pos="9360"/>
+        </w:tabs>
+        <w:ind w:left="432"/>
+      </w:pPr>
+      <w:r>
+        <w:t>10.2 - RD002: Definição de Campos para Extração.</w:t>
+      </w:r>
+      <w:r>
+        <w:tab/>
+        <w:t>9</w:t>
+      </w:r>
+    </w:p>
+    <w:p>
+      <w:pPr>
+        <w:tabs>
+          <w:tab w:val="right" w:pos="9360"/>
+        </w:tabs>
+        <w:ind w:left="432"/>
+      </w:pPr>
+      <w:r>
+        <w:t>10.3 - RD003: Estudo de Regulamentações Fiscais Aplicáveis</w:t>
+      </w:r>
+      <w:r>
+        <w:tab/>
+        <w:t>10</w:t>
+      </w:r>
+    </w:p>
+    <w:p>
+      <w:pPr>
+        <w:tabs>
+          <w:tab w:val="right" w:pos="9360"/>
+        </w:tabs>
+      </w:pPr>
+      <w:r>
+        <w:t xml:space="preserve">11. </w:t>
+      </w:r>
+      <w:r>
+        <w:rPr>
+          <w:b/>
+        </w:rPr>
+        <w:t>Requisitos Funcionais</w:t>
+      </w:r>
+      <w:r>
+        <w:tab/>
+        <w:t>10</w:t>
+      </w:r>
+    </w:p>
+    <w:p>
+      <w:pPr>
+        <w:tabs>
+          <w:tab w:val="right" w:pos="9360"/>
+        </w:tabs>
+        <w:ind w:left="432"/>
+      </w:pPr>
+      <w:r>
+        <w:t>11.1 - Módulo 1: Captura e Processamento de Documentos</w:t>
+      </w:r>
+      <w:r>
+        <w:tab/>
+        <w:t>10</w:t>
+      </w:r>
+    </w:p>
+    <w:p>
+      <w:pPr>
+        <w:tabs>
+          <w:tab w:val="right" w:pos="9360"/>
+        </w:tabs>
+        <w:ind w:left="432"/>
+      </w:pPr>
+      <w:r>
+        <w:t>1</w:t>
+      </w:r>
+      <w:r>
+        <w:t>2</w:t>
+      </w:r>
+      <w:r>
+        <w:t xml:space="preserve">.1 - Módulo </w:t>
+      </w:r>
+      <w:r>
+        <w:t>2</w:t>
+      </w:r>
+      <w:r>
+        <w:t xml:space="preserve">: </w:t>
+      </w:r>
+      <w:r>
+        <w:t>Armazenamento de Aprendizado</w:t>
+      </w:r>
+      <w:r>
+        <w:tab/>
+        <w:t>10</w:t>
+      </w:r>
+    </w:p>
+    <w:p>
+      <w:pPr>
+        <w:tabs>
+          <w:tab w:val="right" w:pos="9360"/>
+        </w:tabs>
+        <w:ind w:left="432"/>
+      </w:pPr>
+      <w:r>
+        <w:t>1</w:t>
+      </w:r>
+      <w:r>
+        <w:t>2</w:t>
+      </w:r>
+      <w:r>
+        <w:t xml:space="preserve">.1 - Módulo </w:t>
+      </w:r>
+      <w:r>
+        <w:t>3</w:t>
+      </w:r>
+      <w:r>
+        <w:t xml:space="preserve">: </w:t>
+      </w:r>
+      <w:r>
+        <w:t>Consulta e Análise</w:t>
+      </w:r>
+      <w:r>
+        <w:tab/>
+        <w:t>11</w:t>
+      </w:r>
+    </w:p>
+    <w:p>
+      <w:pPr>
+        <w:tabs>
+          <w:tab w:val="right" w:pos="9360"/>
+        </w:tabs>
+      </w:pPr>
+      <w:r>
+        <w:t xml:space="preserve">12. </w:t>
+      </w:r>
+      <w:r>
+        <w:rPr>
+          <w:b/>
+        </w:rPr>
+        <w:t>Requisitos Não Funcionais</w:t>
+      </w:r>
+      <w:r>
+        <w:tab/>
+        <w:t>11</w:t>
+      </w:r>
+    </w:p>
+    <w:p>
+      <w:pPr>
+        <w:tabs>
+          <w:tab w:val="right" w:pos="9360"/>
+        </w:tabs>
+      </w:pPr>
+      <w:r>
+        <w:t xml:space="preserve">13. </w:t>
+      </w:r>
+      <w:r>
+        <w:rPr>
+          <w:b/>
+          <w:bCs/>
+        </w:rPr>
+        <w:t>Especificação Técnica – Agente 2 – Extração e Aprendizado</w:t>
+      </w:r>
+      <w:r>
+        <w:tab/>
+        <w:t>12</w:t>
+      </w:r>
+    </w:p>
+    <w:p>
+      <w:pPr>
+        <w:tabs>
+          <w:tab w:val="right" w:pos="9360"/>
+        </w:tabs>
+        <w:ind w:left="432"/>
+      </w:pPr>
+      <w:r>
+        <w:t>1</w:t>
+      </w:r>
+      <w:r>
+        <w:t>3</w:t>
+      </w:r>
       <w:r>
         <w:t xml:space="preserve">.1 </w:t>
       </w:r>
       <w:r>
-        <w:t>Critérios de Aceitação</w:t>
-      </w:r>
-      <w:r>
-        <w:tab/>
-      </w:r>
-      <w:r>
-        <w:t>2</w:t>
-      </w:r>
-    </w:p>
-    <w:p>
-      <w:pPr>
-        <w:tabs>
-          <w:tab w:val="right" w:pos="9360"/>
-        </w:tabs>
-        <w:ind w:left="432"/>
-      </w:pPr>
-      <w:r>
-        <w:t>4</w:t>
-      </w:r>
-      <w:r>
-        <w:t xml:space="preserve">.2 </w:t>
-      </w:r>
-      <w:r>
-        <w:t>Objetivos do Negócio</w:t>
-      </w:r>
-      <w:r>
-        <w:tab/>
-      </w:r>
-      <w:r>
-        <w:t>2</w:t>
-      </w:r>
-    </w:p>
-    <w:p>
-      <w:pPr>
-        <w:tabs>
-          <w:tab w:val="right" w:pos="9360"/>
-        </w:tabs>
-      </w:pPr>
-      <w:r>
-        <w:t xml:space="preserve">5. </w:t>
-      </w:r>
-      <w:r>
-        <w:rPr>
-          <w:b/>
-        </w:rPr>
-        <w:t>Diagrama</w:t>
-      </w:r>
-      <w:r>
-        <w:tab/>
-        <w:t>3</w:t>
-      </w:r>
-    </w:p>
-    <w:p>
-      <w:pPr>
-        <w:tabs>
-          <w:tab w:val="right" w:pos="9360"/>
-        </w:tabs>
-      </w:pPr>
-      <w:r>
-        <w:t xml:space="preserve">6. </w:t>
-      </w:r>
-      <w:r>
-        <w:rPr>
-          <w:b/>
-        </w:rPr>
-        <w:t>Arquitetura da Solução</w:t>
-      </w:r>
-      <w:r>
-        <w:tab/>
-        <w:t>3</w:t>
-      </w:r>
-    </w:p>
-    <w:p>
-      <w:pPr>
-        <w:tabs>
-          <w:tab w:val="right" w:pos="9360"/>
-        </w:tabs>
-      </w:pPr>
-      <w:r>
-        <w:t xml:space="preserve">7. </w:t>
-      </w:r>
-      <w:r>
-        <w:rPr>
-          <w:b/>
-        </w:rPr>
-        <w:t>Proposta Preliminar de Desenvolvimento do Projeto</w:t>
-      </w:r>
-      <w:r>
-        <w:tab/>
-        <w:t>4</w:t>
-      </w:r>
-    </w:p>
-    <w:p>
-      <w:pPr>
-        <w:tabs>
-          <w:tab w:val="right" w:pos="9360"/>
-        </w:tabs>
-        <w:ind w:left="432"/>
-      </w:pPr>
-      <w:r>
-        <w:t>7.1 Arquitetura do Sistema</w:t>
-      </w:r>
-      <w:r>
-        <w:tab/>
-        <w:t>4</w:t>
-      </w:r>
-    </w:p>
-    <w:p>
-      <w:pPr>
-        <w:tabs>
-          <w:tab w:val="right" w:pos="9360"/>
-        </w:tabs>
-        <w:ind w:left="432"/>
-      </w:pPr>
-      <w:r>
-        <w:t>7.2 Componentes de Suporte</w:t>
-      </w:r>
-      <w:r>
-        <w:tab/>
-        <w:t>4</w:t>
-      </w:r>
-    </w:p>
-    <w:p>
-      <w:pPr>
-        <w:tabs>
-          <w:tab w:val="right" w:pos="9360"/>
-        </w:tabs>
-        <w:ind w:left="432"/>
-      </w:pPr>
-      <w:r>
-        <w:t>7.3 Tecnologias Principais</w:t>
-      </w:r>
-      <w:r>
-        <w:tab/>
-        <w:t>5</w:t>
-      </w:r>
-    </w:p>
-    <w:p>
-      <w:pPr>
-        <w:tabs>
-          <w:tab w:val="right" w:pos="9360"/>
-        </w:tabs>
-        <w:ind w:left="432"/>
-      </w:pPr>
-      <w:r>
-        <w:t>7.4 Metodologia de Desenvolvimento</w:t>
-      </w:r>
-      <w:r>
-        <w:tab/>
-        <w:t>5</w:t>
-      </w:r>
-    </w:p>
-    <w:p>
-      <w:pPr>
-        <w:tabs>
-          <w:tab w:val="right" w:pos="9360"/>
-        </w:tabs>
-        <w:ind w:left="432"/>
-      </w:pPr>
-      <w:r>
-        <w:t>7.5 Métricas de Sucesso</w:t>
-      </w:r>
-      <w:r>
-        <w:tab/>
-        <w:t>6</w:t>
-      </w:r>
-    </w:p>
-    <w:p>
-      <w:pPr>
-        <w:tabs>
-          <w:tab w:val="right" w:pos="9360"/>
-        </w:tabs>
-        <w:ind w:left="432"/>
-      </w:pPr>
-      <w:r>
-        <w:t>7.6 Desafios Identificados e Soluções</w:t>
-      </w:r>
-      <w:r>
-        <w:tab/>
-      </w:r>
-      <w:r>
-        <w:t>7</w:t>
-      </w:r>
-    </w:p>
-    <w:p>
-      <w:pPr>
-        <w:tabs>
-          <w:tab w:val="right" w:pos="9360"/>
-        </w:tabs>
-      </w:pPr>
-      <w:r>
-        <w:t xml:space="preserve">8. </w:t>
-      </w:r>
-      <w:r>
-        <w:rPr>
-          <w:b/>
-        </w:rPr>
-        <w:t>Cronograma</w:t>
-      </w:r>
-      <w:r>
-        <w:tab/>
-        <w:t>7</w:t>
-      </w:r>
-    </w:p>
-    <w:p>
-      <w:pPr>
-        <w:tabs>
-          <w:tab w:val="right" w:pos="9360"/>
-        </w:tabs>
-      </w:pPr>
-      <w:r>
-        <w:t xml:space="preserve">9. </w:t>
-      </w:r>
-      <w:r>
-        <w:rPr>
-          <w:b/>
-        </w:rPr>
-        <w:t>Linha do Tempo</w:t>
-      </w:r>
-      <w:r>
-        <w:tab/>
-        <w:t>8</w:t>
-      </w:r>
-    </w:p>
-    <w:p>
-      <w:pPr>
-        <w:tabs>
-          <w:tab w:val="right" w:pos="9360"/>
-        </w:tabs>
-      </w:pPr>
-      <w:r>
-        <w:t xml:space="preserve">10. </w:t>
-      </w:r>
-      <w:r>
-        <w:rPr>
-          <w:b/>
-        </w:rPr>
-        <w:t>Requisitos de Dados</w:t>
-      </w:r>
-      <w:r>
-        <w:tab/>
-        <w:t>8</w:t>
-      </w:r>
-    </w:p>
-    <w:p>
-      <w:pPr>
-        <w:tabs>
-          <w:tab w:val="right" w:pos="9360"/>
-        </w:tabs>
-        <w:ind w:left="432"/>
-      </w:pPr>
-      <w:r>
-        <w:t>10</w:t>
-      </w:r>
-      <w:r>
-        <w:t xml:space="preserve">.1 </w:t>
-      </w:r>
-      <w:r>
-        <w:t xml:space="preserve">- </w:t>
-      </w:r>
-      <w:r>
-        <w:t>RD001: Análise Detalhada de Tipos de Documentos Fiscais Brasileiros</w:t>
-      </w:r>
-      <w:r>
-        <w:tab/>
-      </w:r>
-      <w:r>
-        <w:t>8</w:t>
-      </w:r>
-    </w:p>
-    <w:p>
-      <w:pPr>
-        <w:tabs>
-          <w:tab w:val="right" w:pos="9360"/>
-        </w:tabs>
-        <w:ind w:left="432"/>
-      </w:pPr>
-      <w:r>
-        <w:t>10.2 - RD002: Definição de Campos para Extração.</w:t>
-      </w:r>
-      <w:r>
-        <w:tab/>
-      </w:r>
-      <w:r>
-        <w:t>9</w:t>
-      </w:r>
-    </w:p>
-    <w:p>
-      <w:pPr>
-        <w:tabs>
-          <w:tab w:val="right" w:pos="9360"/>
-        </w:tabs>
-        <w:ind w:left="432"/>
-      </w:pPr>
-      <w:r>
-        <w:t>10.3 - RD003: Estudo de Regulamentações Fiscais Aplicáveis</w:t>
-      </w:r>
-      <w:r>
-        <w:tab/>
-      </w:r>
-      <w:r>
-        <w:t>10</w:t>
-      </w:r>
-    </w:p>
-    <w:p>
-      <w:pPr>
-        <w:tabs>
-          <w:tab w:val="right" w:pos="9360"/>
-        </w:tabs>
-      </w:pPr>
-      <w:r>
-        <w:t xml:space="preserve">11. </w:t>
-      </w:r>
-      <w:r>
-        <w:rPr>
-          <w:b/>
-        </w:rPr>
-        <w:t>Requisitos Funcionais</w:t>
-      </w:r>
-      <w:r>
-        <w:tab/>
-        <w:t>10</w:t>
-      </w:r>
-    </w:p>
-    <w:p>
-      <w:pPr>
-        <w:tabs>
-          <w:tab w:val="right" w:pos="9360"/>
-        </w:tabs>
-        <w:ind w:left="432"/>
-      </w:pPr>
-      <w:r>
-        <w:t>11.1 - Módulo 1: Captura e Processamento de Documentos</w:t>
-      </w:r>
-      <w:r>
-        <w:tab/>
-      </w:r>
-      <w:r>
-        <w:t>10</w:t>
-      </w:r>
-    </w:p>
-    <w:p>
-      <w:pPr>
-        <w:tabs>
-          <w:tab w:val="right" w:pos="9360"/>
-        </w:tabs>
-        <w:ind w:left="432"/>
-      </w:pPr>
-      <w:r>
-        <w:t>1</w:t>
-      </w:r>
-      <w:r>
-        <w:t>2</w:t>
-      </w:r>
-      <w:r>
-        <w:t xml:space="preserve">.1 - Módulo </w:t>
-      </w:r>
-      <w:r>
-        <w:t>2</w:t>
-      </w:r>
-      <w:r>
-        <w:t xml:space="preserve">: </w:t>
-      </w:r>
-      <w:r>
-        <w:t>Armazenamento de Aprendizado</w:t>
-      </w:r>
-      <w:r>
-        <w:tab/>
-      </w:r>
-      <w:r>
-        <w:t>10</w:t>
-      </w:r>
-    </w:p>
-    <w:p>
-      <w:pPr>
-        <w:tabs>
-          <w:tab w:val="right" w:pos="9360"/>
-        </w:tabs>
-        <w:ind w:left="432"/>
-      </w:pPr>
-      <w:r>
-        <w:t>1</w:t>
-      </w:r>
-      <w:r>
-        <w:t>2</w:t>
-      </w:r>
-      <w:r>
-        <w:t xml:space="preserve">.1 - Módulo </w:t>
-      </w:r>
-      <w:r>
-        <w:t>3</w:t>
-      </w:r>
-      <w:r>
-        <w:t xml:space="preserve">: </w:t>
-      </w:r>
-      <w:r>
-        <w:t>Consulta e Análise</w:t>
-      </w:r>
-      <w:r>
-        <w:tab/>
-      </w:r>
-      <w:r>
-        <w:t>11</w:t>
-      </w:r>
-    </w:p>
-    <w:p>
-      <w:pPr>
-        <w:tabs>
-          <w:tab w:val="right" w:pos="9360"/>
-        </w:tabs>
-      </w:pPr>
-      <w:r>
-        <w:t xml:space="preserve">12. </w:t>
-      </w:r>
-      <w:r>
-        <w:rPr>
-          <w:b/>
-        </w:rPr>
-        <w:t>Requisitos Não Funcionais</w:t>
-      </w:r>
-      <w:r>
-        <w:tab/>
-        <w:t>11</w:t>
-      </w:r>
-    </w:p>
-    <w:p>
-      <w:pPr>
-        <w:tabs>
-          <w:tab w:val="right" w:pos="9360"/>
-        </w:tabs>
-      </w:pPr>
-      <w:r>
-        <w:t xml:space="preserve">13. </w:t>
-      </w:r>
-      <w:r>
-        <w:rPr>
-          <w:b/>
-          <w:bCs/>
-        </w:rPr>
-        <w:t>Especificação Técnica – Agente 2 – Extração e Aprendizado</w:t>
+        <w:t>–</w:t>
+      </w:r>
+      <w:r>
+        <w:t xml:space="preserve"> </w:t>
+      </w:r>
+      <w:r>
+        <w:t>Objetivos e Funções Envolvidas</w:t>
       </w:r>
       <w:r>
         <w:tab/>
@@ -549,88 +562,39 @@
           <w:tab w:val="right" w:pos="9360"/>
         </w:tabs>
         <w:ind w:left="432"/>
-      </w:pPr>
-      <w:r>
-        <w:t>1</w:t>
-      </w:r>
-      <w:r>
-        <w:t>3</w:t>
-      </w:r>
-      <w:r>
-        <w:t xml:space="preserve">.1 </w:t>
-      </w:r>
-      <w:r>
-        <w:t>–</w:t>
-      </w:r>
-      <w:r>
-        <w:t xml:space="preserve"> </w:t>
-      </w:r>
-      <w:r>
-        <w:t>Objetivos e Funções Envolvidas</w:t>
-      </w:r>
-      <w:r>
-        <w:tab/>
-        <w:t>1</w:t>
-      </w:r>
-      <w:r>
-        <w:t>2</w:t>
-      </w:r>
-    </w:p>
-    <w:p>
-      <w:pPr>
-        <w:tabs>
-          <w:tab w:val="right" w:pos="9360"/>
-        </w:tabs>
-        <w:ind w:left="432"/>
-      </w:pPr>
-      <w:r>
-        <w:t>1</w:t>
-      </w:r>
-      <w:r>
-        <w:t>3</w:t>
-      </w:r>
-      <w:r>
-        <w:t>.</w:t>
-      </w:r>
-      <w:r>
-        <w:t>2</w:t>
-      </w:r>
-      <w:r>
-        <w:t xml:space="preserve"> - </w:t>
-      </w:r>
-      <w:r>
-        <w:t>Mecanismo de Aprendizado para Diferentes Layouts</w:t>
-      </w:r>
-      <w:r>
-        <w:tab/>
-        <w:t>1</w:t>
-      </w:r>
-      <w:r>
-        <w:t>3</w:t>
-      </w:r>
-    </w:p>
-    <w:p>
-      <w:pPr>
-        <w:tabs>
-          <w:tab w:val="right" w:pos="9360"/>
-        </w:tabs>
-      </w:pPr>
-    </w:p>
-    <w:p>
-      <w:pPr>
-        <w:tabs>
-          <w:tab w:val="right" w:pos="9360"/>
-        </w:tabs>
       </w:pPr>
       <w:r>
         <w:lastRenderedPageBreak/>
         <w:t>1</w:t>
       </w:r>
       <w:r>
-        <w:t>4</w:t>
-      </w:r>
-      <w:r>
-        <w:t xml:space="preserve">. </w:t>
+        <w:t>3</w:t>
+      </w:r>
+      <w:r>
+        <w:t>.</w:t>
+      </w:r>
+      <w:r>
+        <w:t>2</w:t>
+      </w:r>
+      <w:r>
+        <w:t xml:space="preserve"> - </w:t>
+      </w:r>
+      <w:r>
+        <w:t>Mecanismo de Aprendizado para Diferentes Layouts</w:t>
+      </w:r>
+      <w:r>
+        <w:tab/>
+        <w:t>13</w:t>
+      </w:r>
+    </w:p>
+    <w:p>
+      <w:pPr>
+        <w:tabs>
+          <w:tab w:val="right" w:pos="9360"/>
+        </w:tabs>
+      </w:pPr>
+      <w:r>
+        <w:t xml:space="preserve">14. </w:t>
       </w:r>
       <w:r>
         <w:rPr>
@@ -640,95 +604,52 @@
       </w:r>
       <w:r>
         <w:tab/>
-        <w:t>1</w:t>
-      </w:r>
-      <w:r>
-        <w:t>4</w:t>
-      </w:r>
-    </w:p>
-    <w:p>
-      <w:pPr>
-        <w:tabs>
-          <w:tab w:val="right" w:pos="9360"/>
-        </w:tabs>
-        <w:ind w:left="432"/>
-      </w:pPr>
-      <w:r>
         <w:t>14</w:t>
       </w:r>
-      <w:r>
-        <w:t>.</w:t>
-      </w:r>
-      <w:r>
-        <w:t>1</w:t>
-      </w:r>
-      <w:r>
-        <w:t xml:space="preserve"> Métricas de Sucesso</w:t>
-      </w:r>
-      <w:r>
-        <w:t xml:space="preserve"> a Serem Atingidas</w:t>
-      </w:r>
-      <w:r>
-        <w:tab/>
-      </w:r>
-      <w:r>
-        <w:t>1</w:t>
-      </w:r>
-      <w:r>
-        <w:t>4</w:t>
-      </w:r>
-    </w:p>
-    <w:p>
-      <w:pPr>
-        <w:tabs>
-          <w:tab w:val="right" w:pos="9360"/>
-        </w:tabs>
-        <w:ind w:left="432"/>
-      </w:pPr>
-      <w:r>
-        <w:t>14.2</w:t>
-      </w:r>
-      <w:r>
-        <w:t xml:space="preserve"> </w:t>
-      </w:r>
-      <w:r>
-        <w:t>Contexto: Campos Essenciais para Extração (RD0002)</w:t>
-      </w:r>
-      <w:r>
-        <w:tab/>
-      </w:r>
-      <w:r>
-        <w:t>1</w:t>
-      </w:r>
-      <w:r>
-        <w:t>4</w:t>
-      </w:r>
-    </w:p>
-    <w:p>
-      <w:pPr>
-        <w:tabs>
-          <w:tab w:val="right" w:pos="9360"/>
-        </w:tabs>
-        <w:ind w:left="432"/>
-      </w:pPr>
-      <w:r>
-        <w:t>14.</w:t>
-      </w:r>
-      <w:r>
-        <w:t>3</w:t>
-      </w:r>
-      <w:r>
-        <w:t xml:space="preserve"> C</w:t>
-      </w:r>
-      <w:r>
-        <w:t>enários de Teste</w:t>
-      </w:r>
-      <w:r>
-        <w:tab/>
-        <w:t>1</w:t>
-      </w:r>
-      <w:r>
-        <w:t>4</w:t>
+    </w:p>
+    <w:p>
+      <w:pPr>
+        <w:tabs>
+          <w:tab w:val="right" w:pos="9360"/>
+        </w:tabs>
+        <w:ind w:left="432"/>
+      </w:pPr>
+      <w:r>
+        <w:t>14.1 Métricas de Sucesso a Serem Atingidas</w:t>
+      </w:r>
+      <w:r>
+        <w:tab/>
+        <w:t>14</w:t>
+      </w:r>
+    </w:p>
+    <w:p>
+      <w:pPr>
+        <w:tabs>
+          <w:tab w:val="right" w:pos="9360"/>
+        </w:tabs>
+        <w:ind w:left="432"/>
+      </w:pPr>
+      <w:r>
+        <w:t>14.2 Contexto: Campos Essenciais para Extração (RD0002)</w:t>
+      </w:r>
+      <w:r>
+        <w:tab/>
+        <w:t>14</w:t>
+      </w:r>
+    </w:p>
+    <w:p>
+      <w:pPr>
+        <w:tabs>
+          <w:tab w:val="right" w:pos="9360"/>
+        </w:tabs>
+        <w:ind w:left="432"/>
+      </w:pPr>
+      <w:r>
+        <w:t>14.3 Cenários de Teste</w:t>
+      </w:r>
+      <w:r>
+        <w:tab/>
+        <w:t>14</w:t>
       </w:r>
     </w:p>
     <w:p>
@@ -739,19 +660,11 @@
         <w:ind w:left="708"/>
       </w:pPr>
       <w:r>
-        <w:t>14.3.1. Testes de Extração de Dados de XML (NF-e e CT-e)</w:t>
-      </w:r>
-      <w:r>
-        <w:t xml:space="preserve"> </w:t>
-      </w:r>
-      <w:r>
-        <w:tab/>
-      </w:r>
-      <w:r>
-        <w:t>1</w:t>
-      </w:r>
-      <w:r>
-        <w:t>4</w:t>
+        <w:t xml:space="preserve">14.3.1. Testes de Extração de Dados de XML (NF-e e CT-e) </w:t>
+      </w:r>
+      <w:r>
+        <w:tab/>
+        <w:t>14</w:t>
       </w:r>
     </w:p>
     <w:p>
@@ -762,19 +675,19 @@
         <w:ind w:left="708"/>
       </w:pPr>
       <w:r>
-        <w:t>14.3.2. Testes de Extração de Dados de Imagens (OCR - NFS-e e Outros)</w:t>
-      </w:r>
-      <w:r>
-        <w:t xml:space="preserve"> </w:t>
-      </w:r>
-      <w:r>
-        <w:tab/>
-      </w:r>
-      <w:r>
-        <w:t>1</w:t>
-      </w:r>
-      <w:r>
-        <w:t>8</w:t>
+        <w:t xml:space="preserve">14.3.2. Testes de Extração de Dados de Imagens (OCR - NFS-e </w:t>
+      </w:r>
+      <w:proofErr w:type="gramStart"/>
+      <w:r>
+        <w:t>e Outros</w:t>
+      </w:r>
+      <w:proofErr w:type="gramEnd"/>
+      <w:r>
+        <w:t xml:space="preserve">) </w:t>
+      </w:r>
+      <w:r>
+        <w:tab/>
+        <w:t>18</w:t>
       </w:r>
     </w:p>
     <w:p>
@@ -789,10 +702,7 @@
       </w:r>
       <w:r>
         <w:tab/>
-        <w:t>2</w:t>
-      </w:r>
-      <w:r>
-        <w:t>1</w:t>
+        <w:t>21</w:t>
       </w:r>
     </w:p>
     <w:p>
@@ -807,26 +717,17 @@
       </w:r>
       <w:r>
         <w:tab/>
-        <w:t>2</w:t>
-      </w:r>
-      <w:r>
-        <w:t>4</w:t>
-      </w:r>
-    </w:p>
-    <w:p>
-      <w:pPr>
-        <w:tabs>
-          <w:tab w:val="right" w:pos="9360"/>
-        </w:tabs>
-      </w:pPr>
-      <w:r>
-        <w:t>1</w:t>
-      </w:r>
-      <w:r>
-        <w:t>5</w:t>
-      </w:r>
-      <w:r>
-        <w:t xml:space="preserve">. </w:t>
+        <w:t>24</w:t>
+      </w:r>
+    </w:p>
+    <w:p>
+      <w:pPr>
+        <w:tabs>
+          <w:tab w:val="right" w:pos="9360"/>
+        </w:tabs>
+      </w:pPr>
+      <w:r>
+        <w:t xml:space="preserve">15. </w:t>
       </w:r>
       <w:r>
         <w:rPr>
@@ -853,10 +754,7 @@
         </w:tabs>
       </w:pPr>
       <w:r>
-        <w:t>1</w:t>
-      </w:r>
-      <w:r>
-        <w:t>6</w:t>
+        <w:t>16</w:t>
       </w:r>
       <w:r>
         <w:rPr>
@@ -866,8 +764,6 @@
       </w:r>
       <w:r>
         <w:tab/>
-      </w:r>
-      <w:r>
         <w:t>29</w:t>
       </w:r>
     </w:p>
@@ -1311,6 +1207,7 @@
   <w:style w:type="character" w:default="1" w:styleId="Fontepargpadro">
     <w:name w:val="Default Paragraph Font"/>
     <w:uiPriority w:val="1"/>
+    <w:semiHidden/>
     <w:unhideWhenUsed/>
   </w:style>
   <w:style w:type="table" w:default="1" w:styleId="Tabelanormal">
